--- a/reports/ksp/grade10/grade10-week22-ksp.docx
+++ b/reports/ksp/grade10/grade10-week22-ksp.docx
@@ -249,7 +249,7 @@
           </w:tcPr>
           <w:p>
             <w:r>
-              <w:t>Software</w:t>
+              <w:t>Operators in Where Clause 3</w:t>
             </w:r>
           </w:p>
         </w:tc>
@@ -288,7 +288,7 @@
           </w:tcPr>
           <w:p>
             <w:r>
-              <w:t>Explain the core concepts of Software using correct terminology. Identify key components, roles, or stages related to Software. Analyze a real-world example where Software is applied. Compare two representations or approaches within Software. Apply Software concepts to a short practical task or scenario.</w:t>
+              <w:t>Explain the core concepts of Operators in Where Clause 3 using correct terminology. Identify key components, roles, or stages related to Operators in Where Clause 3. Analyze a real-world example where Operators in Where Clause 3 is applied. Compare two representations or approaches within Operators in Where Clause 3. Apply Operators in Where Clause 3 concepts to a short practical task or scenario.</w:t>
             </w:r>
           </w:p>
         </w:tc>
@@ -327,7 +327,7 @@
           </w:tcPr>
           <w:p>
             <w:r>
-              <w:t>Students will be able to: Explain the core concepts of Software using correct terminology. Identify key components, roles, or stages related to Software. Analyze a real-world example where Software is applied. Compare two representations or approaches within Software. Apply Software concepts to a short practical task or scenario.</w:t>
+              <w:t>Students will be able to: Explain the core concepts of Operators in Where Clause 3 using correct terminology. Identify key components, roles, or stages related to Operators in Where Clause 3. Analyze a real-world example where Operators in Where Clause 3 is applied. Compare two representations or approaches within Operators in Where Clause 3. Apply Operators in Where Clause 3 concepts to a short practical task or scenario.</w:t>
             </w:r>
           </w:p>
         </w:tc>
@@ -366,7 +366,7 @@
           </w:tcPr>
           <w:p>
             <w:r>
-              <w:t>Uses technical vocabulary accurately in explanations. Identifies correct components or stages of Software. Provides a valid real-world example and justification. Completes the practice task with clear reasoning.</w:t>
+              <w:t>Uses technical vocabulary accurately in explanations. Identifies correct components or stages of Operators in Where Clause 3. Provides a valid real-world example and justification. Completes the practice task with clear reasoning.</w:t>
             </w:r>
           </w:p>
         </w:tc>
@@ -531,7 +531,7 @@
           </w:tcPr>
           <w:p>
             <w:r>
-              <w:t>Organizational stage (5 min): Starter: Present a short real-world case related to Software (news, product, or school system). Ask guiding questions to activate prior knowledge. Teacher: Define Software and outline the lesson goals. Students: Share what they already know or have used.</w:t>
+              <w:t>Organizational stage (5 min): Starter: Present a short real-world case related to Operators in Where Clause 3 (news, product, or school system). Ask guiding questions to activate prior knowledge. Teacher: Define Operators in Where Clause 3 and outline the lesson goals. Students: Share what they already know or have used.</w:t>
             </w:r>
           </w:p>
         </w:tc>
@@ -628,7 +628,7 @@
           </w:tcPr>
           <w:p>
             <w:r>
-              <w:t>New material (30 min): Explain the main concepts and components of Software with a clear diagram. Show a real-world example and map it to the concepts. Discuss advantages, limitations, or common issues. Teacher: Model a simple analysis or walkthrough. Students: Take notes and answer quick concept checks. Case task: Students analyze a short scenario and identify how Software is used. Small group: Build a mini summary (3-4 bullet points) of key ideas. Teacher: Provide feedback and clarify misconceptions.</w:t>
+              <w:t>New material (30 min): Explain the main concepts and components of Operators in Where Clause 3 with a clear diagram. Show a real-world example and map it to the concepts. Discuss advantages, limitations, or common issues. Teacher: Model a simple analysis or walkthrough. Students: Take notes and answer quick concept checks. Case task: Students analyze a short scenario and identify how Operators in Where Clause 3 is used. Small group: Build a mini summary (3-4 bullet points) of key ideas. Teacher: Provide feedback and clarify misconceptions.</w:t>
             </w:r>
           </w:p>
         </w:tc>
@@ -752,7 +752,7 @@
           </w:tcPr>
           <w:p>
             <w:r>
-              <w:t>Reflection (10 min): Which concept was most challenging for students? Which example worked best to explain Software? What should be improved for the next lesson?</w:t>
+              <w:t>Reflection (10 min): Which concept was most challenging for students? Which example worked best to explain Operators in Where Clause 3? What should be improved for the next lesson?</w:t>
             </w:r>
           </w:p>
         </w:tc>
@@ -768,7 +768,7 @@
           </w:tcPr>
           <w:p>
             <w:r>
-              <w:t>Find a real-world case where Software is used and write a 150-200 word summary. Create a one-page study sheet with definitions, components, and one diagram of Software.</w:t>
+              <w:t>Find a real-world case where Operators in Where Clause 3 is used and write a 150-200 word summary. Create a one-page study sheet with definitions, components, and one diagram of Operators in Where Clause 3.</w:t>
             </w:r>
           </w:p>
         </w:tc>
